--- a/modules/work_assignment/views/report/default/template-word.docx
+++ b/modules/work_assignment/views/report/default/template-word.docx
@@ -6,6 +6,7 @@
       <w:pPr>
         <w:jc w:val="center"/>
         <w:rPr>
+          <w:rFonts w:ascii="Times New Roman" w:hAnsi="Times New Roman" w:cs="Times New Roman"/>
           <w:b/>
           <w:bCs/>
           <w:sz w:val="28"/>
@@ -14,6 +15,7 @@
       </w:pPr>
       <w:r>
         <w:rPr>
+          <w:rFonts w:ascii="Times New Roman" w:hAnsi="Times New Roman" w:cs="Times New Roman"/>
           <w:b/>
           <w:bCs/>
           <w:noProof/>
@@ -67,20 +69,29 @@
       <w:pPr>
         <w:jc w:val="center"/>
         <w:rPr>
+          <w:rFonts w:ascii="Times New Roman" w:hAnsi="Times New Roman" w:cs="Times New Roman"/>
           <w:b/>
           <w:bCs/>
           <w:sz w:val="28"/>
           <w:szCs w:val="28"/>
         </w:rPr>
       </w:pPr>
+      <w:bookmarkStart w:id="0" w:name="_GoBack"/>
+      <w:bookmarkEnd w:id="0"/>
     </w:p>
     <w:p>
       <w:pPr>
         <w:spacing w:after="0" w:line="312" w:lineRule="auto"/>
         <w:jc w:val="center"/>
+        <w:rPr>
+          <w:rFonts w:ascii="Times New Roman" w:hAnsi="Times New Roman" w:cs="Times New Roman"/>
+          <w:sz w:val="28"/>
+          <w:szCs w:val="28"/>
+        </w:rPr>
       </w:pPr>
       <w:r>
         <w:rPr>
+          <w:rFonts w:ascii="Times New Roman" w:hAnsi="Times New Roman" w:cs="Times New Roman"/>
           <w:b/>
           <w:bCs/>
           <w:sz w:val="28"/>
@@ -94,12 +105,14 @@
         <w:spacing w:after="240"/>
         <w:jc w:val="center"/>
         <w:rPr>
+          <w:rFonts w:ascii="Times New Roman" w:hAnsi="Times New Roman" w:cs="Times New Roman"/>
           <w:sz w:val="22"/>
           <w:szCs w:val="22"/>
         </w:rPr>
       </w:pPr>
       <w:r>
         <w:rPr>
+          <w:rFonts w:ascii="Times New Roman" w:hAnsi="Times New Roman" w:cs="Times New Roman"/>
           <w:sz w:val="22"/>
           <w:szCs w:val="22"/>
         </w:rPr>
@@ -113,12 +126,12 @@
         <w:tblLook w:val="04A0" w:firstRow="1" w:lastRow="0" w:firstColumn="1" w:lastColumn="0" w:noHBand="0" w:noVBand="1"/>
       </w:tblPr>
       <w:tblGrid>
-        <w:gridCol w:w="764"/>
-        <w:gridCol w:w="1115"/>
-        <w:gridCol w:w="2464"/>
-        <w:gridCol w:w="1919"/>
-        <w:gridCol w:w="1311"/>
-        <w:gridCol w:w="1487"/>
+        <w:gridCol w:w="795"/>
+        <w:gridCol w:w="1113"/>
+        <w:gridCol w:w="2456"/>
+        <w:gridCol w:w="1907"/>
+        <w:gridCol w:w="1307"/>
+        <w:gridCol w:w="1482"/>
       </w:tblGrid>
       <w:tr>
         <w:tc>
@@ -129,14 +142,15 @@
             <w:pPr>
               <w:jc w:val="center"/>
               <w:rPr>
+                <w:rFonts w:ascii="Times New Roman" w:hAnsi="Times New Roman" w:cs="Times New Roman"/>
                 <w:b/>
                 <w:sz w:val="24"/>
                 <w:szCs w:val="24"/>
               </w:rPr>
             </w:pPr>
-            <w:bookmarkStart w:id="0" w:name="_GoBack" w:colFirst="0" w:colLast="5"/>
-            <w:r>
-              <w:rPr>
+            <w:r>
+              <w:rPr>
+                <w:rFonts w:ascii="Times New Roman" w:hAnsi="Times New Roman" w:cs="Times New Roman"/>
                 <w:b/>
                 <w:sz w:val="24"/>
                 <w:szCs w:val="24"/>
@@ -153,6 +167,7 @@
             <w:pPr>
               <w:jc w:val="center"/>
               <w:rPr>
+                <w:rFonts w:ascii="Times New Roman" w:hAnsi="Times New Roman" w:cs="Times New Roman"/>
                 <w:b/>
                 <w:sz w:val="24"/>
                 <w:szCs w:val="24"/>
@@ -160,6 +175,7 @@
             </w:pPr>
             <w:r>
               <w:rPr>
+                <w:rFonts w:ascii="Times New Roman" w:hAnsi="Times New Roman" w:cs="Times New Roman"/>
                 <w:b/>
                 <w:sz w:val="24"/>
                 <w:szCs w:val="24"/>
@@ -176,6 +192,7 @@
             <w:pPr>
               <w:jc w:val="center"/>
               <w:rPr>
+                <w:rFonts w:ascii="Times New Roman" w:hAnsi="Times New Roman" w:cs="Times New Roman"/>
                 <w:b/>
                 <w:sz w:val="24"/>
                 <w:szCs w:val="24"/>
@@ -183,6 +200,7 @@
             </w:pPr>
             <w:r>
               <w:rPr>
+                <w:rFonts w:ascii="Times New Roman" w:hAnsi="Times New Roman" w:cs="Times New Roman"/>
                 <w:b/>
                 <w:sz w:val="24"/>
                 <w:szCs w:val="24"/>
@@ -198,6 +216,7 @@
           <w:p>
             <w:pPr>
               <w:rPr>
+                <w:rFonts w:ascii="Times New Roman" w:hAnsi="Times New Roman" w:cs="Times New Roman"/>
                 <w:b/>
                 <w:sz w:val="24"/>
                 <w:szCs w:val="24"/>
@@ -205,6 +224,7 @@
             </w:pPr>
             <w:r>
               <w:rPr>
+                <w:rFonts w:ascii="Times New Roman" w:hAnsi="Times New Roman" w:cs="Times New Roman"/>
                 <w:b/>
                 <w:sz w:val="24"/>
                 <w:szCs w:val="24"/>
@@ -221,6 +241,7 @@
             <w:pPr>
               <w:jc w:val="center"/>
               <w:rPr>
+                <w:rFonts w:ascii="Times New Roman" w:hAnsi="Times New Roman" w:cs="Times New Roman"/>
                 <w:b/>
                 <w:sz w:val="24"/>
                 <w:szCs w:val="24"/>
@@ -228,6 +249,7 @@
             </w:pPr>
             <w:r>
               <w:rPr>
+                <w:rFonts w:ascii="Times New Roman" w:hAnsi="Times New Roman" w:cs="Times New Roman"/>
                 <w:b/>
                 <w:sz w:val="24"/>
                 <w:szCs w:val="24"/>
@@ -243,6 +265,7 @@
           <w:p>
             <w:pPr>
               <w:rPr>
+                <w:rFonts w:ascii="Times New Roman" w:hAnsi="Times New Roman" w:cs="Times New Roman"/>
                 <w:b/>
                 <w:sz w:val="24"/>
                 <w:szCs w:val="24"/>
@@ -250,6 +273,7 @@
             </w:pPr>
             <w:r>
               <w:rPr>
+                <w:rFonts w:ascii="Times New Roman" w:hAnsi="Times New Roman" w:cs="Times New Roman"/>
                 <w:b/>
                 <w:sz w:val="24"/>
                 <w:szCs w:val="24"/>
@@ -259,7 +283,6 @@
           </w:p>
         </w:tc>
       </w:tr>
-      <w:bookmarkEnd w:id="0"/>
       <w:tr>
         <w:tc>
           <w:tcPr>
@@ -269,12 +292,14 @@
             <w:pPr>
               <w:jc w:val="center"/>
               <w:rPr>
+                <w:rFonts w:ascii="Times New Roman" w:hAnsi="Times New Roman" w:cs="Times New Roman"/>
                 <w:sz w:val="24"/>
                 <w:szCs w:val="24"/>
               </w:rPr>
             </w:pPr>
             <w:r>
               <w:rPr>
+                <w:rFonts w:ascii="Times New Roman" w:hAnsi="Times New Roman" w:cs="Times New Roman"/>
                 <w:sz w:val="24"/>
                 <w:szCs w:val="24"/>
               </w:rPr>
@@ -289,27 +314,17 @@
           <w:p>
             <w:pPr>
               <w:jc w:val="center"/>
+              <w:rPr>
+                <w:rFonts w:ascii="Times New Roman" w:hAnsi="Times New Roman" w:cs="Times New Roman"/>
+              </w:rPr>
             </w:pPr>
             <w:r>
               <w:rPr>
-                <w:sz w:val="24"/>
-                <w:szCs w:val="24"/>
-              </w:rPr>
-              <w:t>${</w:t>
-            </w:r>
-            <w:r>
-              <w:rPr>
-                <w:sz w:val="24"/>
-                <w:szCs w:val="24"/>
-              </w:rPr>
-              <w:t>date</w:t>
-            </w:r>
-            <w:r>
-              <w:rPr>
-                <w:sz w:val="24"/>
-                <w:szCs w:val="24"/>
-              </w:rPr>
-              <w:t>}</w:t>
+                <w:rFonts w:ascii="Times New Roman" w:hAnsi="Times New Roman" w:cs="Times New Roman"/>
+                <w:sz w:val="24"/>
+                <w:szCs w:val="24"/>
+              </w:rPr>
+              <w:t>${date}</w:t>
             </w:r>
           </w:p>
         </w:tc>
@@ -318,26 +333,18 @@
             <w:tcW w:w="2489" w:type="dxa"/>
           </w:tcPr>
           <w:p>
-            <w:r>
-              <w:rPr>
-                <w:sz w:val="24"/>
-                <w:szCs w:val="24"/>
-              </w:rPr>
-              <w:t>${</w:t>
-            </w:r>
-            <w:r>
-              <w:rPr>
-                <w:sz w:val="24"/>
-                <w:szCs w:val="24"/>
-              </w:rPr>
-              <w:t>description</w:t>
-            </w:r>
-            <w:r>
-              <w:rPr>
-                <w:sz w:val="24"/>
-                <w:szCs w:val="24"/>
-              </w:rPr>
-              <w:t>}</w:t>
+            <w:pPr>
+              <w:rPr>
+                <w:rFonts w:ascii="Times New Roman" w:hAnsi="Times New Roman" w:cs="Times New Roman"/>
+              </w:rPr>
+            </w:pPr>
+            <w:r>
+              <w:rPr>
+                <w:rFonts w:ascii="Times New Roman" w:hAnsi="Times New Roman" w:cs="Times New Roman"/>
+                <w:sz w:val="24"/>
+                <w:szCs w:val="24"/>
+              </w:rPr>
+              <w:t>${description}</w:t>
             </w:r>
           </w:p>
         </w:tc>
@@ -346,14 +353,16 @@
             <w:tcW w:w="1949" w:type="dxa"/>
           </w:tcPr>
           <w:p>
-            <w:r>
-              <w:t>${</w:t>
-            </w:r>
-            <w:r>
-              <w:t>staff</w:t>
-            </w:r>
-            <w:r>
-              <w:t>}</w:t>
+            <w:pPr>
+              <w:rPr>
+                <w:rFonts w:ascii="Times New Roman" w:hAnsi="Times New Roman" w:cs="Times New Roman"/>
+              </w:rPr>
+            </w:pPr>
+            <w:r>
+              <w:rPr>
+                <w:rFonts w:ascii="Times New Roman" w:hAnsi="Times New Roman" w:cs="Times New Roman"/>
+              </w:rPr>
+              <w:t>${staff}</w:t>
             </w:r>
           </w:p>
         </w:tc>
@@ -364,14 +373,26 @@
           <w:p>
             <w:pPr>
               <w:jc w:val="center"/>
+              <w:rPr>
+                <w:rFonts w:ascii="Times New Roman" w:hAnsi="Times New Roman" w:cs="Times New Roman"/>
+              </w:rPr>
             </w:pPr>
             <w:r>
+              <w:rPr>
+                <w:rFonts w:ascii="Times New Roman" w:hAnsi="Times New Roman" w:cs="Times New Roman"/>
+              </w:rPr>
               <w:t>${</w:t>
             </w:r>
             <w:r>
+              <w:rPr>
+                <w:rFonts w:ascii="Times New Roman" w:hAnsi="Times New Roman" w:cs="Times New Roman"/>
+              </w:rPr>
               <w:t>status</w:t>
             </w:r>
             <w:r>
+              <w:rPr>
+                <w:rFonts w:ascii="Times New Roman" w:hAnsi="Times New Roman" w:cs="Times New Roman"/>
+              </w:rPr>
               <w:t>}</w:t>
             </w:r>
           </w:p>
@@ -381,7 +402,15 @@
             <w:tcW w:w="1507" w:type="dxa"/>
           </w:tcPr>
           <w:p>
-            <w:r>
+            <w:pPr>
+              <w:rPr>
+                <w:rFonts w:ascii="Times New Roman" w:hAnsi="Times New Roman" w:cs="Times New Roman"/>
+              </w:rPr>
+            </w:pPr>
+            <w:r>
+              <w:rPr>
+                <w:rFonts w:ascii="Times New Roman" w:hAnsi="Times New Roman" w:cs="Times New Roman"/>
+              </w:rPr>
               <w:t>${note}</w:t>
             </w:r>
           </w:p>
@@ -391,6 +420,9 @@
     <w:p>
       <w:pPr>
         <w:jc w:val="center"/>
+        <w:rPr>
+          <w:rFonts w:ascii="Times New Roman" w:hAnsi="Times New Roman" w:cs="Times New Roman"/>
+        </w:rPr>
       </w:pPr>
     </w:p>
     <w:sectPr>
